--- a/Docs/Word/Project_Knowledge_Base.docx
+++ b/Docs/Word/Project_Knowledge_Base.docx
@@ -6,7 +6,9 @@
       <w:pPr>
         <w:pStyle w:val="Title"/>
         <w:spacing w:before="0" w:after="160"/>
-        <w:jc w:val="center"/>
+        <w:jc w:val="left"/>
+        <w:keepNext/>
+        <w:keepLines/>
       </w:pPr>
       <w:r>
         <w:t>EOL Test Fixture Project Knowledge Base</w:t>
@@ -15,20 +17,12 @@
     <w:p>
       <w:pPr>
         <w:pStyle w:val="Subtitle"/>
-        <w:jc w:val="center"/>
+        <w:jc w:val="left"/>
+        <w:keepNext/>
+        <w:keepLines/>
       </w:pPr>
       <w:r>
         <w:t>Rite-Hite EOL Test Fixture Documentation</w:t>
-      </w:r>
-    </w:p>
-    <w:p>
-      <w:pPr>
-        <w:pStyle w:val="BodySmall"/>
-        <w:spacing w:before="0" w:after="360"/>
-        <w:jc w:val="center"/>
-      </w:pPr>
-      <w:r>
-        <w:t>Generated from current project markdown on April 16, 2026</w:t>
       </w:r>
     </w:p>
     <w:p>
@@ -37,6 +31,7 @@
         <w:pBdr>
           <w:bottom w:val="single" w:sz="12" w:space="1" w:color="C8102E"/>
         </w:pBdr>
+        <w:keepNext/>
       </w:pPr>
       <w:r>
         <w:rPr>
@@ -47,18 +42,6 @@
     </w:p>
     <w:p>
       <w:pPr>
-        <w:sectPr>
-          <w:headerReference w:type="default" r:id="rId9"/>
-          <w:footerReference w:type="default" r:id="rId10"/>
-          <w:pgSz w:w="12240" w:h="15840"/>
-          <w:pgMar w:top="1152" w:right="1224" w:bottom="1008" w:left="1224" w:header="504" w:footer="504" w:gutter="0"/>
-          <w:cols w:space="720"/>
-          <w:docGrid w:linePitch="360"/>
-        </w:sectPr>
-      </w:pPr>
-    </w:p>
-    <w:p>
-      <w:pPr>
         <w:spacing w:before="0" w:after="120" w:line="240" w:lineRule="auto"/>
       </w:pPr>
       <w:r>
@@ -117,6 +100,7 @@
       <w:pPr>
         <w:pStyle w:val="Heading1"/>
         <w:spacing w:before="240" w:after="120"/>
+        <w:keepLines/>
       </w:pPr>
       <w:r>
         <w:t>1. Project Summary</w:t>
@@ -380,11 +364,14 @@
         </w:tc>
       </w:tr>
     </w:tbl>
-    <w:p/>
+    <w:p>
+      <w:pPr/>
+    </w:p>
     <w:p>
       <w:pPr>
         <w:pStyle w:val="Heading1"/>
         <w:spacing w:before="240" w:after="120"/>
+        <w:keepLines/>
       </w:pPr>
       <w:r>
         <w:t>2. System Responsibilities</w:t>
@@ -394,6 +381,8 @@
       <w:pPr>
         <w:pStyle w:val="Heading2"/>
         <w:spacing w:before="200" w:after="80"/>
+        <w:keepNext/>
+        <w:keepLines/>
       </w:pPr>
       <w:r>
         <w:t>STM32 Fixture</w:t>
@@ -402,6 +391,8 @@
     <w:p>
       <w:pPr>
         <w:spacing w:before="0" w:after="120" w:line="240" w:lineRule="auto"/>
+        <w:keepLines/>
+        <w:keepNext/>
       </w:pPr>
       <w:r>
         <w:t>The STM32 is the owner of the test flow. It:</w:t>
@@ -410,6 +401,8 @@
     <w:p>
       <w:pPr>
         <w:pStyle w:val="ListBullet"/>
+        <w:keepLines/>
+        <w:keepNext/>
       </w:pPr>
       <w:r>
         <w:t>Runs the TouchGFX touchscreen UI</w:t>
@@ -418,6 +411,8 @@
     <w:p>
       <w:pPr>
         <w:pStyle w:val="ListBullet"/>
+        <w:keepLines/>
+        <w:keepNext/>
       </w:pPr>
       <w:r>
         <w:t>Drives fixture GPIO and analog outputs</w:t>
@@ -426,6 +421,8 @@
     <w:p>
       <w:pPr>
         <w:pStyle w:val="ListBullet"/>
+        <w:keepLines/>
+        <w:keepNext/>
       </w:pPr>
       <w:r>
         <w:t>Executes all test engines</w:t>
@@ -434,6 +431,8 @@
     <w:p>
       <w:pPr>
         <w:pStyle w:val="ListBullet"/>
+        <w:keepLines/>
+        <w:keepNext/>
       </w:pPr>
       <w:r>
         <w:t>Builds the pass/fail report</w:t>
@@ -442,6 +441,8 @@
     <w:p>
       <w:pPr>
         <w:pStyle w:val="ListBullet"/>
+        <w:keepLines/>
+        <w:keepNext/>
       </w:pPr>
       <w:r>
         <w:t>Exposes the export UART service</w:t>
@@ -450,6 +451,7 @@
     <w:p>
       <w:pPr>
         <w:pStyle w:val="ListBullet"/>
+        <w:keepLines/>
       </w:pPr>
       <w:r>
         <w:t xml:space="preserve">Accepts </w:t>
@@ -470,6 +472,8 @@
       <w:pPr>
         <w:pStyle w:val="Heading2"/>
         <w:spacing w:before="200" w:after="80"/>
+        <w:keepNext/>
+        <w:keepLines/>
       </w:pPr>
       <w:r>
         <w:t>ESP32 Test Firmware</w:t>
@@ -478,6 +482,8 @@
     <w:p>
       <w:pPr>
         <w:spacing w:before="0" w:after="120" w:line="240" w:lineRule="auto"/>
+        <w:keepLines/>
+        <w:keepNext/>
       </w:pPr>
       <w:r>
         <w:t>The ESP32 responds to the fixture protocol. It:</w:t>
@@ -486,6 +492,8 @@
     <w:p>
       <w:pPr>
         <w:pStyle w:val="ListBullet"/>
+        <w:keepLines/>
+        <w:keepNext/>
       </w:pPr>
       <w:r>
         <w:t>Replies to comm and fault-check tokens</w:t>
@@ -494,6 +502,8 @@
     <w:p>
       <w:pPr>
         <w:pStyle w:val="ListBullet"/>
+        <w:keepLines/>
+        <w:keepNext/>
       </w:pPr>
       <w:r>
         <w:t>Measures digital input and analog responses</w:t>
@@ -502,6 +512,8 @@
     <w:p>
       <w:pPr>
         <w:pStyle w:val="ListBullet"/>
+        <w:keepLines/>
+        <w:keepNext/>
       </w:pPr>
       <w:r>
         <w:t>Handles relay and output acknowledgments</w:t>
@@ -510,6 +522,7 @@
     <w:p>
       <w:pPr>
         <w:pStyle w:val="ListBullet"/>
+        <w:keepLines/>
       </w:pPr>
       <w:r>
         <w:t>Reports button-state and LED-control acknowledgments</w:t>
@@ -519,6 +532,8 @@
       <w:pPr>
         <w:pStyle w:val="Heading2"/>
         <w:spacing w:before="200" w:after="80"/>
+        <w:keepNext/>
+        <w:keepLines/>
       </w:pPr>
       <w:r>
         <w:t>Desktop App</w:t>
@@ -527,6 +542,8 @@
     <w:p>
       <w:pPr>
         <w:spacing w:before="0" w:after="120" w:line="240" w:lineRule="auto"/>
+        <w:keepLines/>
+        <w:keepNext/>
       </w:pPr>
       <w:r>
         <w:t>The desktop app is a station tool. It:</w:t>
@@ -535,6 +552,8 @@
     <w:p>
       <w:pPr>
         <w:pStyle w:val="ListBullet"/>
+        <w:keepLines/>
+        <w:keepNext/>
       </w:pPr>
       <w:r>
         <w:t>Uploads the Rite-Hite Connect test firmware</w:t>
@@ -543,6 +562,8 @@
     <w:p>
       <w:pPr>
         <w:pStyle w:val="ListBullet"/>
+        <w:keepLines/>
+        <w:keepNext/>
       </w:pPr>
       <w:r>
         <w:t>Queries the fixture export service</w:t>
@@ -551,6 +572,8 @@
     <w:p>
       <w:pPr>
         <w:pStyle w:val="ListBullet"/>
+        <w:keepLines/>
+        <w:keepNext/>
       </w:pPr>
       <w:r>
         <w:t>Exports report rows to CSV</w:t>
@@ -559,6 +582,8 @@
     <w:p>
       <w:pPr>
         <w:pStyle w:val="ListBullet"/>
+        <w:keepLines/>
+        <w:keepNext/>
       </w:pPr>
       <w:r>
         <w:t>Tracks One Click progress live</w:t>
@@ -567,6 +592,7 @@
     <w:p>
       <w:pPr>
         <w:pStyle w:val="ListBullet"/>
+        <w:keepLines/>
       </w:pPr>
       <w:r>
         <w:t>Shows the Activity Log and file history</w:t>
@@ -576,6 +602,7 @@
       <w:pPr>
         <w:pStyle w:val="Heading1"/>
         <w:spacing w:before="240" w:after="120"/>
+        <w:keepLines/>
       </w:pPr>
       <w:r>
         <w:t>3. High-Level Workflows</w:t>
@@ -585,6 +612,8 @@
       <w:pPr>
         <w:pStyle w:val="Heading1"/>
         <w:spacing w:before="240" w:after="120"/>
+        <w:keepNext/>
+        <w:keepLines/>
       </w:pPr>
       <w:r>
         <w:t>Fixture-Only Workflow</w:t>
@@ -593,6 +622,8 @@
     <w:p>
       <w:pPr>
         <w:ind w:left="0" w:hanging="230"/>
+        <w:keepLines/>
+        <w:keepNext/>
       </w:pPr>
       <w:r>
         <w:rPr>
@@ -620,6 +651,8 @@
     <w:p>
       <w:pPr>
         <w:ind w:left="0" w:hanging="230"/>
+        <w:keepLines/>
+        <w:keepNext/>
       </w:pPr>
       <w:r>
         <w:rPr>
@@ -636,6 +669,8 @@
     <w:p>
       <w:pPr>
         <w:ind w:left="0" w:hanging="230"/>
+        <w:keepLines/>
+        <w:keepNext/>
       </w:pPr>
       <w:r>
         <w:rPr>
@@ -652,6 +687,7 @@
     <w:p>
       <w:pPr>
         <w:ind w:left="0" w:hanging="230"/>
+        <w:keepLines/>
       </w:pPr>
       <w:r>
         <w:rPr>
@@ -680,6 +716,8 @@
       <w:pPr>
         <w:pStyle w:val="Heading1"/>
         <w:spacing w:before="240" w:after="120"/>
+        <w:keepNext/>
+        <w:keepLines/>
       </w:pPr>
       <w:r>
         <w:t>One Click Workflow</w:t>
@@ -688,6 +726,7 @@
     <w:p>
       <w:pPr>
         <w:ind w:left="0" w:hanging="230"/>
+        <w:keepLines/>
       </w:pPr>
       <w:r>
         <w:rPr>
@@ -819,6 +858,8 @@
     <w:p>
       <w:pPr>
         <w:pStyle w:val="ListBullet"/>
+        <w:keepLines/>
+        <w:keepNext/>
       </w:pPr>
       <w:r>
         <w:t>One Click is not a separate fake test path.</w:t>
@@ -827,6 +868,7 @@
     <w:p>
       <w:pPr>
         <w:pStyle w:val="ListBullet"/>
+        <w:keepLines/>
       </w:pPr>
       <w:r>
         <w:t>It reuses the real fixture engines and TouchGFX screen flow.</w:t>
@@ -836,6 +878,8 @@
       <w:pPr>
         <w:pStyle w:val="Heading1"/>
         <w:spacing w:before="240" w:after="120"/>
+        <w:keepNext/>
+        <w:keepLines/>
       </w:pPr>
       <w:r>
         <w:t>4. Touchscreen Navigation Flow</w:t>
@@ -844,6 +888,7 @@
     <w:p>
       <w:pPr>
         <w:spacing w:before="0" w:after="120" w:line="240" w:lineRule="auto"/>
+        <w:keepLines/>
       </w:pPr>
       <w:r>
         <w:t>The fixture screens are:</w:t>
@@ -957,6 +1002,8 @@
       <w:pPr>
         <w:pStyle w:val="Heading2"/>
         <w:spacing w:before="200" w:after="80"/>
+        <w:keepNext/>
+        <w:keepLines/>
       </w:pPr>
       <w:r>
         <w:t>Normal Production Flow</w:t>
@@ -965,6 +1012,8 @@
     <w:p>
       <w:pPr>
         <w:spacing w:before="0" w:after="120" w:line="240" w:lineRule="auto"/>
+        <w:keepLines/>
+        <w:keepNext/>
       </w:pPr>
       <w:r>
         <w:rPr>
@@ -978,6 +1027,8 @@
     <w:p>
       <w:pPr>
         <w:spacing w:before="0" w:after="120" w:line="240" w:lineRule="auto"/>
+        <w:keepLines/>
+        <w:keepNext/>
       </w:pPr>
       <w:r>
         <w:t>Any test failure redirects to:</w:t>
@@ -986,6 +1037,7 @@
     <w:p>
       <w:pPr>
         <w:spacing w:before="0" w:after="120" w:line="240" w:lineRule="auto"/>
+        <w:keepLines/>
       </w:pPr>
       <w:r>
         <w:rPr>
@@ -1000,6 +1052,8 @@
       <w:pPr>
         <w:pStyle w:val="Heading2"/>
         <w:spacing w:before="200" w:after="80"/>
+        <w:keepNext/>
+        <w:keepLines/>
       </w:pPr>
       <w:r>
         <w:t>Manual Service Flow</w:t>
@@ -1008,6 +1062,7 @@
     <w:p>
       <w:pPr>
         <w:spacing w:before="0" w:after="120" w:line="240" w:lineRule="auto"/>
+        <w:keepLines/>
       </w:pPr>
       <w:r>
         <w:rPr>
@@ -1022,6 +1077,8 @@
       <w:pPr>
         <w:pStyle w:val="Heading1"/>
         <w:spacing w:before="240" w:after="120"/>
+        <w:keepNext/>
+        <w:keepLines/>
       </w:pPr>
       <w:r>
         <w:t>5. Auto-Test Ownership</w:t>
@@ -1030,6 +1087,7 @@
     <w:p>
       <w:pPr>
         <w:spacing w:before="0" w:after="120" w:line="240" w:lineRule="auto"/>
+        <w:keepLines/>
       </w:pPr>
       <w:r>
         <w:t>The auto-test helper only manages start intent and phase tracking.</w:t>
@@ -1039,6 +1097,8 @@
       <w:pPr>
         <w:pStyle w:val="Heading2"/>
         <w:spacing w:before="200" w:after="80"/>
+        <w:keepNext/>
+        <w:keepLines/>
       </w:pPr>
       <w:r>
         <w:t>Auto-Test State</w:t>
@@ -1047,6 +1107,8 @@
     <w:p>
       <w:pPr>
         <w:spacing w:before="0" w:after="120" w:line="240" w:lineRule="auto"/>
+        <w:keepLines/>
+        <w:keepNext/>
       </w:pPr>
       <w:r>
         <w:t>The STM32 tracks:</w:t>
@@ -1055,6 +1117,8 @@
     <w:p>
       <w:pPr>
         <w:pStyle w:val="ListBullet"/>
+        <w:keepLines/>
+        <w:keepNext/>
       </w:pPr>
       <w:r>
         <w:t>whether an auto test start was requested</w:t>
@@ -1063,6 +1127,8 @@
     <w:p>
       <w:pPr>
         <w:pStyle w:val="ListBullet"/>
+        <w:keepLines/>
+        <w:keepNext/>
       </w:pPr>
       <w:r>
         <w:t>whether auto mode is active</w:t>
@@ -1071,6 +1137,7 @@
     <w:p>
       <w:pPr>
         <w:pStyle w:val="ListBullet"/>
+        <w:keepLines/>
       </w:pPr>
       <w:r>
         <w:t>the current auto phase</w:t>
@@ -1080,6 +1147,8 @@
       <w:pPr>
         <w:pStyle w:val="Heading2"/>
         <w:spacing w:before="200" w:after="80"/>
+        <w:keepNext/>
+        <w:keepLines/>
       </w:pPr>
       <w:r>
         <w:t>Auto Phases Reported To The Desktop App</w:t>
@@ -1088,6 +1157,7 @@
     <w:p>
       <w:pPr>
         <w:pStyle w:val="ListBullet"/>
+        <w:keepLines/>
       </w:pPr>
       <w:r>
         <w:rPr>
@@ -1188,6 +1258,7 @@
       <w:pPr>
         <w:pStyle w:val="Heading1"/>
         <w:spacing w:before="240" w:after="120"/>
+        <w:keepLines/>
       </w:pPr>
       <w:r>
         <w:t>6. Stage-By-Stage Firmware Behavior</w:t>
@@ -1197,6 +1268,8 @@
       <w:pPr>
         <w:pStyle w:val="Heading1"/>
         <w:spacing w:before="240" w:after="120"/>
+        <w:keepNext/>
+        <w:keepLines/>
       </w:pPr>
       <w:r>
         <w:t>Communication Test</w:t>
@@ -1205,6 +1278,8 @@
     <w:p>
       <w:pPr>
         <w:spacing w:before="0" w:after="120" w:line="240" w:lineRule="auto"/>
+        <w:keepLines/>
+        <w:keepNext/>
       </w:pPr>
       <w:r>
         <w:t>Purpose:</w:t>
@@ -1213,6 +1288,8 @@
     <w:p>
       <w:pPr>
         <w:pStyle w:val="ListBullet"/>
+        <w:keepLines/>
+        <w:keepNext/>
       </w:pPr>
       <w:r>
         <w:t>Verify basic serial communication</w:t>
@@ -1221,6 +1298,8 @@
     <w:p>
       <w:pPr>
         <w:pStyle w:val="ListBullet"/>
+        <w:keepLines/>
+        <w:keepNext/>
       </w:pPr>
       <w:r>
         <w:t>Verify the reset path</w:t>
@@ -1229,6 +1308,7 @@
     <w:p>
       <w:pPr>
         <w:pStyle w:val="ListBullet"/>
+        <w:keepLines/>
       </w:pPr>
       <w:r>
         <w:t>Verify the fault-check path</w:t>
@@ -1238,6 +1318,8 @@
       <w:pPr>
         <w:pStyle w:val="Heading2"/>
         <w:spacing w:before="200" w:after="80"/>
+        <w:keepNext/>
+        <w:keepLines/>
       </w:pPr>
       <w:r>
         <w:t>Messages</w:t>
@@ -1246,6 +1328,8 @@
     <w:p>
       <w:pPr>
         <w:pStyle w:val="ListBullet"/>
+        <w:keepLines/>
+        <w:keepNext/>
       </w:pPr>
       <w:r>
         <w:t xml:space="preserve">STM32 sends </w:t>
@@ -1262,6 +1346,8 @@
     <w:p>
       <w:pPr>
         <w:pStyle w:val="ListBullet"/>
+        <w:keepLines/>
+        <w:keepNext/>
       </w:pPr>
       <w:r>
         <w:t xml:space="preserve">ESP32 replies </w:t>
@@ -1278,6 +1364,8 @@
     <w:p>
       <w:pPr>
         <w:pStyle w:val="ListBullet"/>
+        <w:keepLines/>
+        <w:keepNext/>
       </w:pPr>
       <w:r>
         <w:t xml:space="preserve">STM32 sends </w:t>
@@ -1294,6 +1382,7 @@
     <w:p>
       <w:pPr>
         <w:pStyle w:val="ListBullet"/>
+        <w:keepLines/>
       </w:pPr>
       <w:r>
         <w:t xml:space="preserve">ESP32 replies </w:t>
@@ -1311,6 +1400,8 @@
       <w:pPr>
         <w:pStyle w:val="Heading2"/>
         <w:spacing w:before="200" w:after="80"/>
+        <w:keepNext/>
+        <w:keepLines/>
       </w:pPr>
       <w:r>
         <w:t>Timing</w:t>
@@ -1319,6 +1410,7 @@
     <w:p>
       <w:pPr>
         <w:pStyle w:val="ListBullet"/>
+        <w:keepLines/>
       </w:pPr>
       <w:r>
         <w:t>Receive timeout per attempt: 3000 ms</w:t>
@@ -1406,6 +1498,8 @@
       <w:pPr>
         <w:pStyle w:val="Heading2"/>
         <w:spacing w:before="200" w:after="80"/>
+        <w:keepNext/>
+        <w:keepLines/>
       </w:pPr>
       <w:r>
         <w:t>Fault Codes</w:t>
@@ -1414,6 +1508,7 @@
     <w:p>
       <w:pPr>
         <w:pStyle w:val="ListBullet"/>
+        <w:keepLines/>
       </w:pPr>
       <w:r>
         <w:rPr>
@@ -1584,6 +1679,8 @@
       <w:pPr>
         <w:pStyle w:val="Heading2"/>
         <w:spacing w:before="200" w:after="80"/>
+        <w:keepNext/>
+        <w:keepLines/>
       </w:pPr>
       <w:r>
         <w:t>UI Tie-In</w:t>
@@ -1592,6 +1689,8 @@
     <w:p>
       <w:pPr>
         <w:pStyle w:val="ListBullet"/>
+        <w:keepLines/>
+        <w:keepNext/>
       </w:pPr>
       <w:r>
         <w:rPr>
@@ -1608,6 +1707,8 @@
     <w:p>
       <w:pPr>
         <w:pStyle w:val="ListBullet"/>
+        <w:keepLines/>
+        <w:keepNext/>
       </w:pPr>
       <w:r>
         <w:t xml:space="preserve">On success, the flow advances to </w:t>
@@ -1627,6 +1728,7 @@
     <w:p>
       <w:pPr>
         <w:pStyle w:val="ListBullet"/>
+        <w:keepLines/>
       </w:pPr>
       <w:r>
         <w:t xml:space="preserve">On failure, fault data is populated and </w:t>
@@ -1647,6 +1749,8 @@
       <w:pPr>
         <w:pStyle w:val="Heading1"/>
         <w:spacing w:before="240" w:after="120"/>
+        <w:keepNext/>
+        <w:keepLines/>
       </w:pPr>
       <w:r>
         <w:t>Digital Input Test</w:t>
@@ -1655,6 +1759,8 @@
     <w:p>
       <w:pPr>
         <w:spacing w:before="0" w:after="120" w:line="240" w:lineRule="auto"/>
+        <w:keepLines/>
+        <w:keepNext/>
       </w:pPr>
       <w:r>
         <w:t>Purpose:</w:t>
@@ -1663,6 +1769,7 @@
     <w:p>
       <w:pPr>
         <w:pStyle w:val="ListBullet"/>
+        <w:keepLines/>
       </w:pPr>
       <w:r>
         <w:t>Validate 12 digital channels by driving a high-to-low transition and checking the ESP32 response.</w:t>
@@ -1672,6 +1779,8 @@
       <w:pPr>
         <w:pStyle w:val="Heading2"/>
         <w:spacing w:before="200" w:after="80"/>
+        <w:keepNext/>
+        <w:keepLines/>
       </w:pPr>
       <w:r>
         <w:t>Command Pattern</w:t>
@@ -1680,6 +1789,8 @@
     <w:p>
       <w:pPr>
         <w:spacing w:before="0" w:after="120" w:line="240" w:lineRule="auto"/>
+        <w:keepLines/>
+        <w:keepNext/>
       </w:pPr>
       <w:r>
         <w:t>For each channel 1 to 12:</w:t>
@@ -1688,6 +1799,8 @@
     <w:p>
       <w:pPr>
         <w:pStyle w:val="ListBullet"/>
+        <w:keepLines/>
+        <w:keepNext/>
       </w:pPr>
       <w:r>
         <w:t xml:space="preserve">STM32 sends </w:t>
@@ -1704,6 +1817,8 @@
     <w:p>
       <w:pPr>
         <w:pStyle w:val="ListBullet"/>
+        <w:keepLines/>
+        <w:keepNext/>
       </w:pPr>
       <w:r>
         <w:t>STM32 drives the corresponding output HIGH, then LOW</w:t>
@@ -1712,6 +1827,7 @@
     <w:p>
       <w:pPr>
         <w:pStyle w:val="ListBullet"/>
+        <w:keepLines/>
       </w:pPr>
       <w:r>
         <w:t xml:space="preserve">ESP32 replies with </w:t>
@@ -1740,6 +1856,8 @@
       <w:pPr>
         <w:pStyle w:val="Heading2"/>
         <w:spacing w:before="200" w:after="80"/>
+        <w:keepNext/>
+        <w:keepLines/>
       </w:pPr>
       <w:r>
         <w:t>Current Behavior</w:t>
@@ -1748,6 +1866,8 @@
     <w:p>
       <w:pPr>
         <w:pStyle w:val="ListBullet"/>
+        <w:keepLines/>
+        <w:keepNext/>
       </w:pPr>
       <w:r>
         <w:t>Each channel allows up to 2 attempts.</w:t>
@@ -1756,6 +1876,7 @@
     <w:p>
       <w:pPr>
         <w:pStyle w:val="ListBullet"/>
+        <w:keepLines/>
       </w:pPr>
       <w:r>
         <w:t xml:space="preserve">The expected logical result recorded in the report is </w:t>
@@ -1776,6 +1897,8 @@
       <w:pPr>
         <w:pStyle w:val="Heading2"/>
         <w:spacing w:before="200" w:after="80"/>
+        <w:keepNext/>
+        <w:keepLines/>
       </w:pPr>
       <w:r>
         <w:t>Fault Codes</w:t>
@@ -1784,6 +1907,8 @@
     <w:p>
       <w:pPr>
         <w:pStyle w:val="ListBullet"/>
+        <w:keepLines/>
+        <w:keepNext/>
       </w:pPr>
       <w:r>
         <w:rPr>
@@ -1800,6 +1925,8 @@
     <w:p>
       <w:pPr>
         <w:pStyle w:val="ListBullet"/>
+        <w:keepLines/>
+        <w:keepNext/>
       </w:pPr>
       <w:r>
         <w:rPr>
@@ -1816,6 +1943,7 @@
     <w:p>
       <w:pPr>
         <w:pStyle w:val="ListBullet"/>
+        <w:keepLines/>
       </w:pPr>
       <w:r>
         <w:rPr>
@@ -1833,6 +1961,8 @@
       <w:pPr>
         <w:pStyle w:val="Heading1"/>
         <w:spacing w:before="240" w:after="120"/>
+        <w:keepNext/>
+        <w:keepLines/>
       </w:pPr>
       <w:r>
         <w:t>Analog Input Test</w:t>
@@ -1841,6 +1971,8 @@
     <w:p>
       <w:pPr>
         <w:spacing w:before="0" w:after="120" w:line="240" w:lineRule="auto"/>
+        <w:keepLines/>
+        <w:keepNext/>
       </w:pPr>
       <w:r>
         <w:t>Purpose:</w:t>
@@ -1849,6 +1981,7 @@
     <w:p>
       <w:pPr>
         <w:pStyle w:val="ListBullet"/>
+        <w:keepLines/>
       </w:pPr>
       <w:r>
         <w:t>Validate 4 analog channels at three levels each.</w:t>
@@ -1858,6 +1991,8 @@
       <w:pPr>
         <w:pStyle w:val="Heading2"/>
         <w:spacing w:before="200" w:after="80"/>
+        <w:keepNext/>
+        <w:keepLines/>
       </w:pPr>
       <w:r>
         <w:t>Channels</w:t>
@@ -1866,6 +2001,8 @@
     <w:p>
       <w:pPr>
         <w:pStyle w:val="ListBullet"/>
+        <w:keepLines/>
+        <w:keepNext/>
       </w:pPr>
       <w:r>
         <w:t>Channels 1 and 2: current loop</w:t>
@@ -1874,6 +2011,7 @@
     <w:p>
       <w:pPr>
         <w:pStyle w:val="ListBullet"/>
+        <w:keepLines/>
       </w:pPr>
       <w:r>
         <w:t>Channels 3 and 4: voltage</w:t>
@@ -1883,6 +2021,7 @@
       <w:pPr>
         <w:pStyle w:val="Heading2"/>
         <w:spacing w:before="200" w:after="80"/>
+        <w:keepLines/>
       </w:pPr>
       <w:r>
         <w:t>DAC Slider Setpoints</w:t>
@@ -2113,11 +2252,14 @@
         </w:tc>
       </w:tr>
     </w:tbl>
-    <w:p/>
+    <w:p>
+      <w:pPr/>
+    </w:p>
     <w:p>
       <w:pPr>
         <w:pStyle w:val="Heading2"/>
         <w:spacing w:before="200" w:after="80"/>
+        <w:keepLines/>
       </w:pPr>
       <w:r>
         <w:t>Engineering Targets</w:t>
@@ -2348,11 +2490,15 @@
         </w:tc>
       </w:tr>
     </w:tbl>
-    <w:p/>
+    <w:p>
+      <w:pPr/>
+    </w:p>
     <w:p>
       <w:pPr>
         <w:pStyle w:val="Heading2"/>
         <w:spacing w:before="200" w:after="80"/>
+        <w:keepNext/>
+        <w:keepLines/>
       </w:pPr>
       <w:r>
         <w:t>Tolerances</w:t>
@@ -2361,6 +2507,8 @@
     <w:p>
       <w:pPr>
         <w:pStyle w:val="ListBullet"/>
+        <w:keepLines/>
+        <w:keepNext/>
       </w:pPr>
       <w:r>
         <w:t>Current loop: plus or minus 2 mA</w:t>
@@ -2369,6 +2517,7 @@
     <w:p>
       <w:pPr>
         <w:pStyle w:val="ListBullet"/>
+        <w:keepLines/>
       </w:pPr>
       <w:r>
         <w:t>Voltage: plus or minus 1 V</w:t>
@@ -2378,6 +2527,8 @@
       <w:pPr>
         <w:pStyle w:val="Heading2"/>
         <w:spacing w:before="200" w:after="80"/>
+        <w:keepNext/>
+        <w:keepLines/>
       </w:pPr>
       <w:r>
         <w:t>Request Pattern</w:t>
@@ -2386,6 +2537,7 @@
     <w:p>
       <w:pPr>
         <w:spacing w:before="0" w:after="120" w:line="240" w:lineRule="auto"/>
+        <w:keepLines/>
       </w:pPr>
       <w:r>
         <w:t>The STM32 requests individual points with:</w:t>
@@ -2394,6 +2546,8 @@
     <w:p>
       <w:pPr>
         <w:pStyle w:val="ListBullet"/>
+        <w:keepLines/>
+        <w:keepNext/>
       </w:pPr>
       <w:r>
         <w:rPr>
@@ -2407,6 +2561,8 @@
     <w:p>
       <w:pPr>
         <w:pStyle w:val="ListBullet"/>
+        <w:keepLines/>
+        <w:keepNext/>
       </w:pPr>
       <w:r>
         <w:rPr>
@@ -2420,6 +2576,7 @@
     <w:p>
       <w:pPr>
         <w:pStyle w:val="ListBullet"/>
+        <w:keepLines/>
       </w:pPr>
       <w:r>
         <w:rPr>
@@ -2471,6 +2628,8 @@
       <w:pPr>
         <w:pStyle w:val="Heading2"/>
         <w:spacing w:before="200" w:after="80"/>
+        <w:keepNext/>
+        <w:keepLines/>
       </w:pPr>
       <w:r>
         <w:t>Conversion Logic</w:t>
@@ -2479,6 +2638,8 @@
     <w:p>
       <w:pPr>
         <w:pStyle w:val="ListBullet"/>
+        <w:keepLines/>
+        <w:keepNext/>
       </w:pPr>
       <w:r>
         <w:t xml:space="preserve">Current loop channels use </w:t>
@@ -2495,6 +2656,7 @@
     <w:p>
       <w:pPr>
         <w:pStyle w:val="ListBullet"/>
+        <w:keepLines/>
       </w:pPr>
       <w:r>
         <w:t xml:space="preserve">Voltage channels use </w:t>
@@ -2512,6 +2674,8 @@
       <w:pPr>
         <w:pStyle w:val="Heading2"/>
         <w:spacing w:before="200" w:after="80"/>
+        <w:keepNext/>
+        <w:keepLines/>
       </w:pPr>
       <w:r>
         <w:t>Fault Codes</w:t>
@@ -2520,6 +2684,8 @@
     <w:p>
       <w:pPr>
         <w:pStyle w:val="ListBullet"/>
+        <w:keepLines/>
+        <w:keepNext/>
       </w:pPr>
       <w:r>
         <w:rPr>
@@ -2536,6 +2702,8 @@
     <w:p>
       <w:pPr>
         <w:pStyle w:val="ListBullet"/>
+        <w:keepLines/>
+        <w:keepNext/>
       </w:pPr>
       <w:r>
         <w:rPr>
@@ -2552,6 +2720,7 @@
     <w:p>
       <w:pPr>
         <w:pStyle w:val="ListBullet"/>
+        <w:keepLines/>
       </w:pPr>
       <w:r>
         <w:rPr>
@@ -2569,6 +2738,8 @@
       <w:pPr>
         <w:pStyle w:val="Heading1"/>
         <w:spacing w:before="240" w:after="120"/>
+        <w:keepNext/>
+        <w:keepLines/>
       </w:pPr>
       <w:r>
         <w:t>Output Test</w:t>
@@ -2577,6 +2748,8 @@
     <w:p>
       <w:pPr>
         <w:spacing w:before="0" w:after="120" w:line="240" w:lineRule="auto"/>
+        <w:keepLines/>
+        <w:keepNext/>
       </w:pPr>
       <w:r>
         <w:t>Purpose:</w:t>
@@ -2585,6 +2758,7 @@
     <w:p>
       <w:pPr>
         <w:pStyle w:val="ListBullet"/>
+        <w:keepLines/>
       </w:pPr>
       <w:r>
         <w:t>Cover digital outputs and relays.</w:t>
@@ -2594,6 +2768,8 @@
       <w:pPr>
         <w:pStyle w:val="Heading2"/>
         <w:spacing w:before="200" w:after="80"/>
+        <w:keepNext/>
+        <w:keepLines/>
       </w:pPr>
       <w:r>
         <w:t>Current Revision Behavior</w:t>
@@ -2602,6 +2778,8 @@
     <w:p>
       <w:pPr>
         <w:spacing w:before="0" w:after="120" w:line="240" w:lineRule="auto"/>
+        <w:keepLines/>
+        <w:keepNext/>
       </w:pPr>
       <w:r>
         <w:t>Digital Output 1 and Digital Output 2 are temporary auto-pass report rows. The fixture records them as:</w:t>
@@ -2610,6 +2788,8 @@
     <w:p>
       <w:pPr>
         <w:pStyle w:val="ListBullet"/>
+        <w:keepLines/>
+        <w:keepNext/>
       </w:pPr>
       <w:r>
         <w:rPr>
@@ -2645,6 +2825,7 @@
     <w:p>
       <w:pPr>
         <w:pStyle w:val="ListBullet"/>
+        <w:keepLines/>
       </w:pPr>
       <w:r>
         <w:rPr>
@@ -2681,6 +2862,8 @@
       <w:pPr>
         <w:pStyle w:val="Heading2"/>
         <w:spacing w:before="200" w:after="80"/>
+        <w:keepNext/>
+        <w:keepLines/>
       </w:pPr>
       <w:r>
         <w:t>Live Relay Validation</w:t>
@@ -2689,6 +2872,7 @@
     <w:p>
       <w:pPr>
         <w:spacing w:before="0" w:after="120" w:line="240" w:lineRule="auto"/>
+        <w:keepLines/>
       </w:pPr>
       <w:r>
         <w:t>The relay portion is active and drives:</w:t>
@@ -2697,6 +2881,8 @@
     <w:p>
       <w:pPr>
         <w:pStyle w:val="ListBullet"/>
+        <w:keepLines/>
+        <w:keepNext/>
       </w:pPr>
       <w:r>
         <w:rPr>
@@ -2710,6 +2896,8 @@
     <w:p>
       <w:pPr>
         <w:pStyle w:val="ListBullet"/>
+        <w:keepLines/>
+        <w:keepNext/>
       </w:pPr>
       <w:r>
         <w:rPr>
@@ -2723,6 +2911,8 @@
     <w:p>
       <w:pPr>
         <w:pStyle w:val="ListBullet"/>
+        <w:keepLines/>
+        <w:keepNext/>
       </w:pPr>
       <w:r>
         <w:rPr>
@@ -2736,6 +2926,7 @@
     <w:p>
       <w:pPr>
         <w:pStyle w:val="ListBullet"/>
+        <w:keepLines/>
       </w:pPr>
       <w:r>
         <w:rPr>
@@ -2757,6 +2948,8 @@
     <w:p>
       <w:pPr>
         <w:pStyle w:val="ListBullet"/>
+        <w:keepLines/>
+        <w:keepNext/>
       </w:pPr>
       <w:r>
         <w:rPr>
@@ -2770,6 +2963,8 @@
     <w:p>
       <w:pPr>
         <w:pStyle w:val="ListBullet"/>
+        <w:keepLines/>
+        <w:keepNext/>
       </w:pPr>
       <w:r>
         <w:rPr>
@@ -2783,6 +2978,8 @@
     <w:p>
       <w:pPr>
         <w:pStyle w:val="ListBullet"/>
+        <w:keepLines/>
+        <w:keepNext/>
       </w:pPr>
       <w:r>
         <w:rPr>
@@ -2796,6 +2993,7 @@
     <w:p>
       <w:pPr>
         <w:pStyle w:val="ListBullet"/>
+        <w:keepLines/>
       </w:pPr>
       <w:r>
         <w:rPr>
@@ -2817,6 +3015,8 @@
     <w:p>
       <w:pPr>
         <w:pStyle w:val="ListBullet"/>
+        <w:keepLines/>
+        <w:keepNext/>
       </w:pPr>
       <w:r>
         <w:t>K1 NO and NC</w:t>
@@ -2825,6 +3025,7 @@
     <w:p>
       <w:pPr>
         <w:pStyle w:val="ListBullet"/>
+        <w:keepLines/>
       </w:pPr>
       <w:r>
         <w:t>K2 NO and NC</w:t>
@@ -2834,6 +3035,8 @@
       <w:pPr>
         <w:pStyle w:val="Heading2"/>
         <w:spacing w:before="200" w:after="80"/>
+        <w:keepNext/>
+        <w:keepLines/>
       </w:pPr>
       <w:r>
         <w:t>Fault Codes</w:t>
@@ -2842,6 +3045,8 @@
     <w:p>
       <w:pPr>
         <w:pStyle w:val="ListBullet"/>
+        <w:keepLines/>
+        <w:keepNext/>
       </w:pPr>
       <w:r>
         <w:rPr>
@@ -2858,6 +3063,8 @@
     <w:p>
       <w:pPr>
         <w:pStyle w:val="ListBullet"/>
+        <w:keepLines/>
+        <w:keepNext/>
       </w:pPr>
       <w:r>
         <w:rPr>
@@ -2874,6 +3081,7 @@
     <w:p>
       <w:pPr>
         <w:pStyle w:val="ListBullet"/>
+        <w:keepLines/>
       </w:pPr>
       <w:r>
         <w:rPr>
@@ -2891,6 +3099,8 @@
       <w:pPr>
         <w:pStyle w:val="Heading1"/>
         <w:spacing w:before="240" w:after="120"/>
+        <w:keepNext/>
+        <w:keepLines/>
       </w:pPr>
       <w:r>
         <w:t>Buttons And LEDs Test</w:t>
@@ -2899,6 +3109,8 @@
     <w:p>
       <w:pPr>
         <w:spacing w:before="0" w:after="120" w:line="240" w:lineRule="auto"/>
+        <w:keepLines/>
+        <w:keepNext/>
       </w:pPr>
       <w:r>
         <w:t>Purpose:</w:t>
@@ -2907,6 +3119,7 @@
     <w:p>
       <w:pPr>
         <w:pStyle w:val="ListBullet"/>
+        <w:keepLines/>
       </w:pPr>
       <w:r>
         <w:t>Validate button-state detection and LED control.</w:t>
@@ -2916,6 +3129,8 @@
       <w:pPr>
         <w:pStyle w:val="Heading2"/>
         <w:spacing w:before="200" w:after="80"/>
+        <w:keepNext/>
+        <w:keepLines/>
       </w:pPr>
       <w:r>
         <w:t>Important Current Behavior</w:t>
@@ -2924,6 +3139,8 @@
     <w:p>
       <w:pPr>
         <w:spacing w:before="0" w:after="120" w:line="240" w:lineRule="auto"/>
+        <w:keepLines/>
+        <w:keepNext/>
       </w:pPr>
       <w:r>
         <w:t>The current firmware automatically drives the button sequence from the fixture side. The technician does not manually press the hardware buttons in the normal automatic run.</w:t>
@@ -2932,6 +3149,8 @@
     <w:p>
       <w:pPr>
         <w:spacing w:before="0" w:after="120" w:line="240" w:lineRule="auto"/>
+        <w:keepLines/>
+        <w:keepNext/>
       </w:pPr>
       <w:r>
         <w:t>The only required human action is the final LED decision:</w:t>
@@ -2940,6 +3159,8 @@
     <w:p>
       <w:pPr>
         <w:pStyle w:val="ListBullet"/>
+        <w:keepLines/>
+        <w:keepNext/>
       </w:pPr>
       <w:r>
         <w:rPr>
@@ -2953,6 +3174,7 @@
     <w:p>
       <w:pPr>
         <w:pStyle w:val="ListBullet"/>
+        <w:keepLines/>
       </w:pPr>
       <w:r>
         <w:rPr>
@@ -2967,6 +3189,8 @@
       <w:pPr>
         <w:pStyle w:val="Heading2"/>
         <w:spacing w:before="200" w:after="80"/>
+        <w:keepNext/>
+        <w:keepLines/>
       </w:pPr>
       <w:r>
         <w:t>Button Order</w:t>
@@ -2975,6 +3199,8 @@
     <w:p>
       <w:pPr>
         <w:pStyle w:val="ListBullet"/>
+        <w:keepLines/>
+        <w:keepNext/>
       </w:pPr>
       <w:r>
         <w:rPr>
@@ -2988,6 +3214,8 @@
     <w:p>
       <w:pPr>
         <w:pStyle w:val="ListBullet"/>
+        <w:keepLines/>
+        <w:keepNext/>
       </w:pPr>
       <w:r>
         <w:rPr>
@@ -3001,6 +3229,8 @@
     <w:p>
       <w:pPr>
         <w:pStyle w:val="ListBullet"/>
+        <w:keepLines/>
+        <w:keepNext/>
       </w:pPr>
       <w:r>
         <w:rPr>
@@ -3014,6 +3244,8 @@
     <w:p>
       <w:pPr>
         <w:pStyle w:val="ListBullet"/>
+        <w:keepLines/>
+        <w:keepNext/>
       </w:pPr>
       <w:r>
         <w:rPr>
@@ -3027,6 +3259,7 @@
     <w:p>
       <w:pPr>
         <w:pStyle w:val="ListBullet"/>
+        <w:keepLines/>
       </w:pPr>
       <w:r>
         <w:rPr>
@@ -3041,6 +3274,8 @@
       <w:pPr>
         <w:pStyle w:val="Heading2"/>
         <w:spacing w:before="200" w:after="80"/>
+        <w:keepNext/>
+        <w:keepLines/>
       </w:pPr>
       <w:r>
         <w:t>Core Tokens</w:t>
@@ -3049,6 +3284,8 @@
     <w:p>
       <w:pPr>
         <w:pStyle w:val="ListBullet"/>
+        <w:keepLines/>
+        <w:keepNext/>
       </w:pPr>
       <w:r>
         <w:rPr>
@@ -3062,6 +3299,8 @@
     <w:p>
       <w:pPr>
         <w:pStyle w:val="ListBullet"/>
+        <w:keepLines/>
+        <w:keepNext/>
       </w:pPr>
       <w:r>
         <w:rPr>
@@ -3075,6 +3314,8 @@
     <w:p>
       <w:pPr>
         <w:pStyle w:val="ListBullet"/>
+        <w:keepLines/>
+        <w:keepNext/>
       </w:pPr>
       <w:r>
         <w:rPr>
@@ -3088,6 +3329,8 @@
     <w:p>
       <w:pPr>
         <w:pStyle w:val="ListBullet"/>
+        <w:keepLines/>
+        <w:keepNext/>
       </w:pPr>
       <w:r>
         <w:rPr>
@@ -3101,6 +3344,8 @@
     <w:p>
       <w:pPr>
         <w:pStyle w:val="ListBullet"/>
+        <w:keepLines/>
+        <w:keepNext/>
       </w:pPr>
       <w:r>
         <w:t xml:space="preserve">button press and release tokens such as </w:t>
@@ -3117,6 +3362,8 @@
     <w:p>
       <w:pPr>
         <w:pStyle w:val="ListBullet"/>
+        <w:keepLines/>
+        <w:keepNext/>
       </w:pPr>
       <w:r>
         <w:t xml:space="preserve">positive acknowledgments such as </w:t>
@@ -3133,6 +3380,7 @@
     <w:p>
       <w:pPr>
         <w:pStyle w:val="ListBullet"/>
+        <w:keepLines/>
       </w:pPr>
       <w:r>
         <w:t xml:space="preserve">negative acknowledgments such as </w:t>
@@ -3150,6 +3398,8 @@
       <w:pPr>
         <w:pStyle w:val="Heading2"/>
         <w:spacing w:before="200" w:after="80"/>
+        <w:keepNext/>
+        <w:keepLines/>
       </w:pPr>
       <w:r>
         <w:t>Timing</w:t>
@@ -3158,6 +3408,8 @@
     <w:p>
       <w:pPr>
         <w:pStyle w:val="ListBullet"/>
+        <w:keepLines/>
+        <w:keepNext/>
       </w:pPr>
       <w:r>
         <w:t>Init timeout: 3000 ms</w:t>
@@ -3166,6 +3418,8 @@
     <w:p>
       <w:pPr>
         <w:pStyle w:val="ListBullet"/>
+        <w:keepLines/>
+        <w:keepNext/>
       </w:pPr>
       <w:r>
         <w:t>Button poll timeout: 100 ms</w:t>
@@ -3174,6 +3428,8 @@
     <w:p>
       <w:pPr>
         <w:pStyle w:val="ListBullet"/>
+        <w:keepLines/>
+        <w:keepNext/>
       </w:pPr>
       <w:r>
         <w:t>Press action timeout: 1500 ms</w:t>
@@ -3182,6 +3438,8 @@
     <w:p>
       <w:pPr>
         <w:pStyle w:val="ListBullet"/>
+        <w:keepLines/>
+        <w:keepNext/>
       </w:pPr>
       <w:r>
         <w:t>Release action timeout: 2000 ms</w:t>
@@ -3190,6 +3448,8 @@
     <w:p>
       <w:pPr>
         <w:pStyle w:val="ListBullet"/>
+        <w:keepLines/>
+        <w:keepNext/>
       </w:pPr>
       <w:r>
         <w:t>Assist pre-press delay: 100 ms</w:t>
@@ -3198,6 +3458,8 @@
     <w:p>
       <w:pPr>
         <w:pStyle w:val="ListBullet"/>
+        <w:keepLines/>
+        <w:keepNext/>
       </w:pPr>
       <w:r>
         <w:t>Press settle: 50 ms</w:t>
@@ -3206,6 +3468,7 @@
     <w:p>
       <w:pPr>
         <w:pStyle w:val="ListBullet"/>
+        <w:keepLines/>
       </w:pPr>
       <w:r>
         <w:t>Release settle: 750 ms</w:t>
@@ -3215,6 +3478,8 @@
       <w:pPr>
         <w:pStyle w:val="Heading2"/>
         <w:spacing w:before="200" w:after="80"/>
+        <w:keepNext/>
+        <w:keepLines/>
       </w:pPr>
       <w:r>
         <w:t>Visual-Wait Behavior</w:t>
@@ -3223,6 +3488,8 @@
     <w:p>
       <w:pPr>
         <w:spacing w:before="0" w:after="120" w:line="240" w:lineRule="auto"/>
+        <w:keepLines/>
+        <w:keepNext/>
       </w:pPr>
       <w:r>
         <w:t>When the button sequence completes:</w:t>
@@ -3231,6 +3498,8 @@
     <w:p>
       <w:pPr>
         <w:pStyle w:val="ListBullet"/>
+        <w:keepLines/>
+        <w:keepNext/>
       </w:pPr>
       <w:r>
         <w:t xml:space="preserve">The model changes the auto phase to </w:t>
@@ -3247,6 +3516,8 @@
     <w:p>
       <w:pPr>
         <w:pStyle w:val="ListBullet"/>
+        <w:keepLines/>
+        <w:keepNext/>
       </w:pPr>
       <w:r>
         <w:t xml:space="preserve">The export status service reports </w:t>
@@ -3263,6 +3534,8 @@
     <w:p>
       <w:pPr>
         <w:pStyle w:val="ListBullet"/>
+        <w:keepLines/>
+        <w:keepNext/>
       </w:pPr>
       <w:r>
         <w:t>The desktop app logs a technician prompt</w:t>
@@ -3271,6 +3544,7 @@
     <w:p>
       <w:pPr>
         <w:pStyle w:val="ListBullet"/>
+        <w:keepLines/>
       </w:pPr>
       <w:r>
         <w:t xml:space="preserve">The fixture waits until </w:t>
@@ -3313,6 +3587,8 @@
       <w:pPr>
         <w:pStyle w:val="Heading2"/>
         <w:spacing w:before="200" w:after="80"/>
+        <w:keepNext/>
+        <w:keepLines/>
       </w:pPr>
       <w:r>
         <w:t>Fault Codes</w:t>
@@ -3321,6 +3597,8 @@
     <w:p>
       <w:pPr>
         <w:pStyle w:val="ListBullet"/>
+        <w:keepLines/>
+        <w:keepNext/>
       </w:pPr>
       <w:r>
         <w:rPr>
@@ -3337,6 +3615,8 @@
     <w:p>
       <w:pPr>
         <w:pStyle w:val="ListBullet"/>
+        <w:keepLines/>
+        <w:keepNext/>
       </w:pPr>
       <w:r>
         <w:rPr>
@@ -3353,6 +3633,8 @@
     <w:p>
       <w:pPr>
         <w:pStyle w:val="ListBullet"/>
+        <w:keepLines/>
+        <w:keepNext/>
       </w:pPr>
       <w:r>
         <w:rPr>
@@ -3369,6 +3651,8 @@
     <w:p>
       <w:pPr>
         <w:pStyle w:val="ListBullet"/>
+        <w:keepLines/>
+        <w:keepNext/>
       </w:pPr>
       <w:r>
         <w:rPr>
@@ -3385,6 +3669,7 @@
     <w:p>
       <w:pPr>
         <w:pStyle w:val="ListBullet"/>
+        <w:keepLines/>
       </w:pPr>
       <w:r>
         <w:rPr>
@@ -3402,6 +3687,8 @@
       <w:pPr>
         <w:pStyle w:val="Heading1"/>
         <w:spacing w:before="240" w:after="120"/>
+        <w:keepNext/>
+        <w:keepLines/>
       </w:pPr>
       <w:r>
         <w:t>7. TouchGFX Model Integration</w:t>
@@ -3410,6 +3697,7 @@
     <w:p>
       <w:pPr>
         <w:spacing w:before="0" w:after="120" w:line="240" w:lineRule="auto"/>
+        <w:keepLines/>
       </w:pPr>
       <w:r>
         <w:t>The TouchGFX model drives the test engines and screen transitions.</w:t>
@@ -3426,6 +3714,8 @@
     <w:p>
       <w:pPr>
         <w:pStyle w:val="ListBullet"/>
+        <w:keepLines/>
+        <w:keepNext/>
       </w:pPr>
       <w:r>
         <w:rPr>
@@ -3450,6 +3740,8 @@
     <w:p>
       <w:pPr>
         <w:pStyle w:val="ListBullet"/>
+        <w:keepLines/>
+        <w:keepNext/>
       </w:pPr>
       <w:r>
         <w:rPr>
@@ -3466,6 +3758,8 @@
     <w:p>
       <w:pPr>
         <w:pStyle w:val="ListBullet"/>
+        <w:keepLines/>
+        <w:keepNext/>
       </w:pPr>
       <w:r>
         <w:rPr>
@@ -3490,6 +3784,8 @@
     <w:p>
       <w:pPr>
         <w:pStyle w:val="ListBullet"/>
+        <w:keepLines/>
+        <w:keepNext/>
       </w:pPr>
       <w:r>
         <w:t>Each presenter starts its own stage through the model</w:t>
@@ -3498,6 +3794,8 @@
     <w:p>
       <w:pPr>
         <w:pStyle w:val="ListBullet"/>
+        <w:keepLines/>
+        <w:keepNext/>
       </w:pPr>
       <w:r>
         <w:t xml:space="preserve">Output-test relay progress is used to switch the auto phase from </w:t>
@@ -3525,6 +3823,7 @@
     <w:p>
       <w:pPr>
         <w:pStyle w:val="ListBullet"/>
+        <w:keepLines/>
       </w:pPr>
       <w:r>
         <w:t>Button/LED progress is used to surface the final visual-wait state</w:t>
@@ -3534,6 +3833,8 @@
       <w:pPr>
         <w:pStyle w:val="Heading1"/>
         <w:spacing w:before="240" w:after="120"/>
+        <w:keepNext/>
+        <w:keepLines/>
       </w:pPr>
       <w:r>
         <w:t>8. Report Model</w:t>
@@ -3542,6 +3843,7 @@
     <w:p>
       <w:pPr>
         <w:spacing w:before="0" w:after="120" w:line="240" w:lineRule="auto"/>
+        <w:keepLines/>
       </w:pPr>
       <w:r>
         <w:t>The fixture stores a run report internally.</w:t>
@@ -3551,6 +3853,8 @@
       <w:pPr>
         <w:pStyle w:val="Heading2"/>
         <w:spacing w:before="200" w:after="80"/>
+        <w:keepNext/>
+        <w:keepLines/>
       </w:pPr>
       <w:r>
         <w:t>Report Characteristics</w:t>
@@ -3559,6 +3863,8 @@
     <w:p>
       <w:pPr>
         <w:pStyle w:val="ListBullet"/>
+        <w:keepLines/>
+        <w:keepNext/>
       </w:pPr>
       <w:r>
         <w:t>Maximum rows: 48</w:t>
@@ -3567,6 +3873,8 @@
     <w:p>
       <w:pPr>
         <w:pStyle w:val="ListBullet"/>
+        <w:keepLines/>
+        <w:keepNext/>
       </w:pPr>
       <w:r>
         <w:t>Row fields:</w:t>
@@ -3575,6 +3883,8 @@
     <w:p>
       <w:pPr>
         <w:pStyle w:val="ListBullet"/>
+        <w:keepLines/>
+        <w:keepNext/>
       </w:pPr>
       <w:r>
         <w:t>pass/fail</w:t>
@@ -3583,6 +3893,8 @@
     <w:p>
       <w:pPr>
         <w:pStyle w:val="ListBullet"/>
+        <w:keepLines/>
+        <w:keepNext/>
       </w:pPr>
       <w:r>
         <w:t>test name</w:t>
@@ -3591,6 +3903,8 @@
     <w:p>
       <w:pPr>
         <w:pStyle w:val="ListBullet"/>
+        <w:keepLines/>
+        <w:keepNext/>
       </w:pPr>
       <w:r>
         <w:t>expected</w:t>
@@ -3599,6 +3913,7 @@
     <w:p>
       <w:pPr>
         <w:pStyle w:val="ListBullet"/>
+        <w:keepLines/>
       </w:pPr>
       <w:r>
         <w:t>actual</w:t>
@@ -3608,6 +3923,8 @@
       <w:pPr>
         <w:pStyle w:val="Heading2"/>
         <w:spacing w:before="200" w:after="80"/>
+        <w:keepNext/>
+        <w:keepLines/>
       </w:pPr>
       <w:r>
         <w:t>Report States</w:t>
@@ -3616,6 +3933,8 @@
     <w:p>
       <w:pPr>
         <w:pStyle w:val="ListBullet"/>
+        <w:keepLines/>
+        <w:keepNext/>
       </w:pPr>
       <w:r>
         <w:rPr>
@@ -3629,6 +3948,8 @@
     <w:p>
       <w:pPr>
         <w:pStyle w:val="ListBullet"/>
+        <w:keepLines/>
+        <w:keepNext/>
       </w:pPr>
       <w:r>
         <w:rPr>
@@ -3642,6 +3963,8 @@
     <w:p>
       <w:pPr>
         <w:pStyle w:val="ListBullet"/>
+        <w:keepLines/>
+        <w:keepNext/>
       </w:pPr>
       <w:r>
         <w:rPr>
@@ -3655,6 +3978,7 @@
     <w:p>
       <w:pPr>
         <w:pStyle w:val="ListBullet"/>
+        <w:keepLines/>
       </w:pPr>
       <w:r>
         <w:rPr>
@@ -3669,6 +3993,8 @@
       <w:pPr>
         <w:pStyle w:val="Heading2"/>
         <w:spacing w:before="200" w:after="80"/>
+        <w:keepNext/>
+        <w:keepLines/>
       </w:pPr>
       <w:r>
         <w:t>Run Completion</w:t>
@@ -3677,6 +4003,8 @@
     <w:p>
       <w:pPr>
         <w:pStyle w:val="ListBullet"/>
+        <w:keepLines/>
+        <w:keepNext/>
       </w:pPr>
       <w:r>
         <w:t xml:space="preserve">Pass finalization increments the run sequence and marks the report </w:t>
@@ -3693,6 +4021,8 @@
     <w:p>
       <w:pPr>
         <w:pStyle w:val="ListBullet"/>
+        <w:keepLines/>
+        <w:keepNext/>
       </w:pPr>
       <w:r>
         <w:t>Fail finalization also produces a completed exportable report</w:t>
@@ -3701,6 +4031,8 @@
     <w:p>
       <w:pPr>
         <w:pStyle w:val="ListBullet"/>
+        <w:keepLines/>
+        <w:keepNext/>
       </w:pPr>
       <w:r>
         <w:t xml:space="preserve">Successful export marks the run </w:t>
@@ -3717,6 +4049,8 @@
     <w:p>
       <w:pPr>
         <w:spacing w:before="0" w:after="120" w:line="240" w:lineRule="auto"/>
+        <w:keepLines/>
+        <w:keepNext/>
       </w:pPr>
       <w:r>
         <w:t>Important detail:</w:t>
@@ -3725,6 +4059,7 @@
     <w:p>
       <w:pPr>
         <w:pStyle w:val="ListBullet"/>
+        <w:keepLines/>
       </w:pPr>
       <w:r>
         <w:t xml:space="preserve">Failed runs remain exportable after the fixture reaches </w:t>
@@ -3742,6 +4077,8 @@
       <w:pPr>
         <w:pStyle w:val="Heading1"/>
         <w:spacing w:before="240" w:after="120"/>
+        <w:keepNext/>
+        <w:keepLines/>
       </w:pPr>
       <w:r>
         <w:t>9. Export UART Service</w:t>
@@ -3750,6 +4087,7 @@
     <w:p>
       <w:pPr>
         <w:spacing w:before="0" w:after="120" w:line="240" w:lineRule="auto"/>
+        <w:keepLines/>
       </w:pPr>
       <w:r>
         <w:t>The export service runs on the STM32 and is used by the desktop app.</w:t>
@@ -3759,6 +4097,8 @@
       <w:pPr>
         <w:pStyle w:val="Heading2"/>
         <w:spacing w:before="200" w:after="80"/>
+        <w:keepNext/>
+        <w:keepLines/>
       </w:pPr>
       <w:r>
         <w:t>Supported Commands</w:t>
@@ -3767,6 +4107,8 @@
     <w:p>
       <w:pPr>
         <w:pStyle w:val="ListBullet"/>
+        <w:keepLines/>
+        <w:keepNext/>
       </w:pPr>
       <w:r>
         <w:rPr>
@@ -3780,6 +4122,8 @@
     <w:p>
       <w:pPr>
         <w:pStyle w:val="ListBullet"/>
+        <w:keepLines/>
+        <w:keepNext/>
       </w:pPr>
       <w:r>
         <w:rPr>
@@ -3793,6 +4137,7 @@
     <w:p>
       <w:pPr>
         <w:pStyle w:val="ListBullet"/>
+        <w:keepLines/>
       </w:pPr>
       <w:r>
         <w:rPr>
@@ -3807,6 +4152,8 @@
       <w:pPr>
         <w:pStyle w:val="Heading2"/>
         <w:spacing w:before="200" w:after="80"/>
+        <w:keepNext/>
+        <w:keepLines/>
       </w:pPr>
       <w:r>
         <w:t>Common Replies</w:t>
@@ -3815,6 +4162,7 @@
     <w:p>
       <w:pPr>
         <w:pStyle w:val="ListBullet"/>
+        <w:keepLines/>
       </w:pPr>
       <w:r>
         <w:rPr>
@@ -3946,6 +4294,8 @@
       <w:pPr>
         <w:pStyle w:val="Heading2"/>
         <w:spacing w:before="200" w:after="80"/>
+        <w:keepNext/>
+        <w:keepLines/>
       </w:pPr>
       <w:r>
         <w:t>Export Errors</w:t>
@@ -3954,6 +4304,8 @@
     <w:p>
       <w:pPr>
         <w:pStyle w:val="ListBullet"/>
+        <w:keepLines/>
+        <w:keepNext/>
       </w:pPr>
       <w:r>
         <w:rPr>
@@ -3967,6 +4319,8 @@
     <w:p>
       <w:pPr>
         <w:pStyle w:val="ListBullet"/>
+        <w:keepLines/>
+        <w:keepNext/>
       </w:pPr>
       <w:r>
         <w:rPr>
@@ -3980,6 +4334,7 @@
     <w:p>
       <w:pPr>
         <w:pStyle w:val="ListBullet"/>
+        <w:keepLines/>
       </w:pPr>
       <w:r>
         <w:rPr>
@@ -3994,6 +4349,8 @@
       <w:pPr>
         <w:pStyle w:val="Heading1"/>
         <w:spacing w:before="240" w:after="120"/>
+        <w:keepNext/>
+        <w:keepLines/>
       </w:pPr>
       <w:r>
         <w:t>10. Desktop App Behavior</w:t>
@@ -4002,6 +4359,7 @@
     <w:p>
       <w:pPr>
         <w:spacing w:before="0" w:after="120" w:line="240" w:lineRule="auto"/>
+        <w:keepLines/>
       </w:pPr>
       <w:r>
         <w:t>The desktop app has three primary pages:</w:t>
@@ -4010,6 +4368,8 @@
     <w:p>
       <w:pPr>
         <w:pStyle w:val="ListBullet"/>
+        <w:keepLines/>
+        <w:keepNext/>
       </w:pPr>
       <w:r>
         <w:rPr>
@@ -4023,6 +4383,8 @@
     <w:p>
       <w:pPr>
         <w:pStyle w:val="ListBullet"/>
+        <w:keepLines/>
+        <w:keepNext/>
       </w:pPr>
       <w:r>
         <w:rPr>
@@ -4036,6 +4398,7 @@
     <w:p>
       <w:pPr>
         <w:pStyle w:val="ListBullet"/>
+        <w:keepLines/>
       </w:pPr>
       <w:r>
         <w:rPr>
@@ -4057,6 +4420,8 @@
     <w:p>
       <w:pPr>
         <w:pStyle w:val="ListBullet"/>
+        <w:keepLines/>
+        <w:keepNext/>
       </w:pPr>
       <w:r>
         <w:t>Activity Log drawer</w:t>
@@ -4065,6 +4430,8 @@
     <w:p>
       <w:pPr>
         <w:pStyle w:val="ListBullet"/>
+        <w:keepLines/>
+        <w:keepNext/>
       </w:pPr>
       <w:r>
         <w:t>Settings dialog</w:t>
@@ -4073,6 +4440,7 @@
     <w:p>
       <w:pPr>
         <w:pStyle w:val="ListBullet"/>
+        <w:keepLines/>
       </w:pPr>
       <w:r>
         <w:t>Last successful operation summary</w:t>
@@ -4082,6 +4450,8 @@
       <w:pPr>
         <w:pStyle w:val="Heading2"/>
         <w:spacing w:before="200" w:after="80"/>
+        <w:keepNext/>
+        <w:keepLines/>
       </w:pPr>
       <w:r>
         <w:t>Persistent Local Files</w:t>
@@ -4090,6 +4460,8 @@
     <w:p>
       <w:pPr>
         <w:spacing w:before="0" w:after="120" w:line="240" w:lineRule="auto"/>
+        <w:keepLines/>
+        <w:keepNext/>
       </w:pPr>
       <w:r>
         <w:t>The app stores:</w:t>
@@ -4098,6 +4470,8 @@
     <w:p>
       <w:pPr>
         <w:pStyle w:val="ListBullet"/>
+        <w:keepLines/>
+        <w:keepNext/>
       </w:pPr>
       <w:r>
         <w:rPr>
@@ -4114,6 +4488,8 @@
     <w:p>
       <w:pPr>
         <w:pStyle w:val="ListBullet"/>
+        <w:keepLines/>
+        <w:keepNext/>
       </w:pPr>
       <w:r>
         <w:rPr>
@@ -4127,6 +4503,7 @@
     <w:p>
       <w:pPr>
         <w:pStyle w:val="ListBullet"/>
+        <w:keepLines/>
       </w:pPr>
       <w:r>
         <w:rPr>
@@ -4141,6 +4518,8 @@
       <w:pPr>
         <w:pStyle w:val="Heading2"/>
         <w:spacing w:before="200" w:after="80"/>
+        <w:keepNext/>
+        <w:keepLines/>
       </w:pPr>
       <w:r>
         <w:t>App Settings</w:t>
@@ -4149,6 +4528,8 @@
     <w:p>
       <w:pPr>
         <w:pStyle w:val="ListBullet"/>
+        <w:keepLines/>
+        <w:keepNext/>
       </w:pPr>
       <w:r>
         <w:rPr>
@@ -4162,6 +4543,8 @@
     <w:p>
       <w:pPr>
         <w:pStyle w:val="ListBullet"/>
+        <w:keepLines/>
+        <w:keepNext/>
       </w:pPr>
       <w:r>
         <w:rPr>
@@ -4175,6 +4558,8 @@
     <w:p>
       <w:pPr>
         <w:pStyle w:val="ListBullet"/>
+        <w:keepLines/>
+        <w:keepNext/>
       </w:pPr>
       <w:r>
         <w:rPr>
@@ -4188,6 +4573,8 @@
     <w:p>
       <w:pPr>
         <w:pStyle w:val="ListBullet"/>
+        <w:keepLines/>
+        <w:keepNext/>
       </w:pPr>
       <w:r>
         <w:rPr>
@@ -4201,6 +4588,8 @@
     <w:p>
       <w:pPr>
         <w:pStyle w:val="ListBullet"/>
+        <w:keepLines/>
+        <w:keepNext/>
       </w:pPr>
       <w:r>
         <w:rPr>
@@ -4214,6 +4603,8 @@
     <w:p>
       <w:pPr>
         <w:pStyle w:val="ListBullet"/>
+        <w:keepLines/>
+        <w:keepNext/>
       </w:pPr>
       <w:r>
         <w:rPr>
@@ -4227,6 +4618,7 @@
     <w:p>
       <w:pPr>
         <w:pStyle w:val="ListBullet"/>
+        <w:keepLines/>
       </w:pPr>
       <w:r>
         <w:t xml:space="preserve">optional custom </w:t>
@@ -4244,6 +4636,8 @@
       <w:pPr>
         <w:pStyle w:val="Heading2"/>
         <w:spacing w:before="200" w:after="80"/>
+        <w:keepNext/>
+        <w:keepLines/>
       </w:pPr>
       <w:r>
         <w:t>CSV Output</w:t>
@@ -4252,6 +4646,8 @@
     <w:p>
       <w:pPr>
         <w:spacing w:before="0" w:after="120" w:line="240" w:lineRule="auto"/>
+        <w:keepLines/>
+        <w:keepNext/>
       </w:pPr>
       <w:r>
         <w:t>CSV columns are:</w:t>
@@ -4260,6 +4656,8 @@
     <w:p>
       <w:pPr>
         <w:pStyle w:val="ListBullet"/>
+        <w:keepLines/>
+        <w:keepNext/>
       </w:pPr>
       <w:r>
         <w:rPr>
@@ -4273,6 +4671,8 @@
     <w:p>
       <w:pPr>
         <w:pStyle w:val="ListBullet"/>
+        <w:keepLines/>
+        <w:keepNext/>
       </w:pPr>
       <w:r>
         <w:rPr>
@@ -4286,6 +4686,8 @@
     <w:p>
       <w:pPr>
         <w:pStyle w:val="ListBullet"/>
+        <w:keepLines/>
+        <w:keepNext/>
       </w:pPr>
       <w:r>
         <w:rPr>
@@ -4299,6 +4701,8 @@
     <w:p>
       <w:pPr>
         <w:pStyle w:val="ListBullet"/>
+        <w:keepLines/>
+        <w:keepNext/>
       </w:pPr>
       <w:r>
         <w:rPr>
@@ -4312,6 +4716,7 @@
     <w:p>
       <w:pPr>
         <w:pStyle w:val="ListBullet"/>
+        <w:keepLines/>
       </w:pPr>
       <w:r>
         <w:rPr>
@@ -4326,6 +4731,8 @@
       <w:pPr>
         <w:pStyle w:val="Heading2"/>
         <w:spacing w:before="200" w:after="80"/>
+        <w:keepNext/>
+        <w:keepLines/>
       </w:pPr>
       <w:r>
         <w:t>One Click Worker</w:t>
@@ -4334,6 +4741,7 @@
     <w:p>
       <w:pPr>
         <w:spacing w:before="0" w:after="120" w:line="240" w:lineRule="auto"/>
+        <w:keepLines/>
       </w:pPr>
       <w:r>
         <w:t>The One Click worker currently uses:</w:t>
@@ -4342,6 +4750,8 @@
     <w:p>
       <w:pPr>
         <w:pStyle w:val="ListBullet"/>
+        <w:keepLines/>
+        <w:keepNext/>
       </w:pPr>
       <w:r>
         <w:t>Poll interval: 0.5 seconds</w:t>
@@ -4350,6 +4760,8 @@
     <w:p>
       <w:pPr>
         <w:pStyle w:val="ListBullet"/>
+        <w:keepLines/>
+        <w:keepNext/>
       </w:pPr>
       <w:r>
         <w:t>Poll timeout: 300 seconds</w:t>
@@ -4358,6 +4770,7 @@
     <w:p>
       <w:pPr>
         <w:pStyle w:val="ListBullet"/>
+        <w:keepLines/>
       </w:pPr>
       <w:r>
         <w:t>Rite-Hite Connect boot wait: 5 seconds</w:t>
@@ -4487,6 +4900,8 @@
       <w:pPr>
         <w:pStyle w:val="Heading2"/>
         <w:spacing w:before="200" w:after="80"/>
+        <w:keepNext/>
+        <w:keepLines/>
       </w:pPr>
       <w:r>
         <w:t>One Click UI Behavior</w:t>
@@ -4495,6 +4910,8 @@
     <w:p>
       <w:pPr>
         <w:pStyle w:val="ListBullet"/>
+        <w:keepLines/>
+        <w:keepNext/>
       </w:pPr>
       <w:r>
         <w:t>The progress rail follows the real fixture phase.</w:t>
@@ -4503,6 +4920,8 @@
     <w:p>
       <w:pPr>
         <w:pStyle w:val="ListBullet"/>
+        <w:keepLines/>
+        <w:keepNext/>
       </w:pPr>
       <w:r>
         <w:t>Current step is red.</w:t>
@@ -4511,6 +4930,8 @@
     <w:p>
       <w:pPr>
         <w:pStyle w:val="ListBullet"/>
+        <w:keepLines/>
+        <w:keepNext/>
       </w:pPr>
       <w:r>
         <w:t>Completed steps turn green.</w:t>
@@ -4519,6 +4940,8 @@
     <w:p>
       <w:pPr>
         <w:pStyle w:val="ListBullet"/>
+        <w:keepLines/>
+        <w:keepNext/>
       </w:pPr>
       <w:r>
         <w:t>Manual extract and manual test-firmware upload are disabled during a One Click run.</w:t>
@@ -4527,6 +4950,7 @@
     <w:p>
       <w:pPr>
         <w:pStyle w:val="ListBullet"/>
+        <w:keepLines/>
       </w:pPr>
       <w:r>
         <w:t>Status and prompt detail is written to the Activity Log.</w:t>
@@ -4536,6 +4960,8 @@
       <w:pPr>
         <w:pStyle w:val="Heading1"/>
         <w:spacing w:before="240" w:after="120"/>
+        <w:keepNext/>
+        <w:keepLines/>
       </w:pPr>
       <w:r>
         <w:t>11. Desktop App Limitations</w:t>
@@ -4544,6 +4970,8 @@
     <w:p>
       <w:pPr>
         <w:pStyle w:val="ListBullet"/>
+        <w:keepLines/>
+        <w:keepNext/>
       </w:pPr>
       <w:r>
         <w:t xml:space="preserve">Production firmware upload is present in the UI but not implemented. The button shows a </w:t>
@@ -4563,6 +4991,8 @@
     <w:p>
       <w:pPr>
         <w:pStyle w:val="ListBullet"/>
+        <w:keepLines/>
+        <w:keepNext/>
       </w:pPr>
       <w:r>
         <w:t>One Click depends on both the fixture serial path and the programmer path being available.</w:t>
@@ -4571,6 +5001,7 @@
     <w:p>
       <w:pPr>
         <w:pStyle w:val="ListBullet"/>
+        <w:keepLines/>
       </w:pPr>
       <w:r>
         <w:t>The LED decision remains a fixture-side manual action by design.</w:t>
@@ -4580,6 +5011,8 @@
       <w:pPr>
         <w:pStyle w:val="Heading1"/>
         <w:spacing w:before="240" w:after="120"/>
+        <w:keepNext/>
+        <w:keepLines/>
       </w:pPr>
       <w:r>
         <w:t>12. Code-Defined Hardware Map</w:t>
@@ -4588,6 +5021,7 @@
     <w:p>
       <w:pPr>
         <w:spacing w:before="0" w:after="120" w:line="240" w:lineRule="auto"/>
+        <w:keepLines/>
       </w:pPr>
       <w:r>
         <w:t>This section only lists signals that are directly defined in the current codebase.</w:t>
@@ -4597,6 +5031,7 @@
       <w:pPr>
         <w:pStyle w:val="Heading1"/>
         <w:spacing w:before="240" w:after="120"/>
+        <w:keepLines/>
       </w:pPr>
       <w:r>
         <w:t>STM32 Fixture GPIO Map</w:t>
@@ -4606,6 +5041,7 @@
       <w:pPr>
         <w:pStyle w:val="Heading2"/>
         <w:spacing w:before="200" w:after="80"/>
+        <w:keepLines/>
       </w:pPr>
       <w:r>
         <w:t>Digital Outputs</w:t>
@@ -5062,11 +5498,14 @@
         </w:tc>
       </w:tr>
     </w:tbl>
-    <w:p/>
+    <w:p>
+      <w:pPr/>
+    </w:p>
     <w:p>
       <w:pPr>
         <w:pStyle w:val="Heading2"/>
         <w:spacing w:before="200" w:after="80"/>
+        <w:keepLines/>
       </w:pPr>
       <w:r>
         <w:t>Auxiliary Buttons</w:t>
@@ -5259,11 +5698,14 @@
         </w:tc>
       </w:tr>
     </w:tbl>
-    <w:p/>
+    <w:p>
+      <w:pPr/>
+    </w:p>
     <w:p>
       <w:pPr>
         <w:pStyle w:val="Heading2"/>
         <w:spacing w:before="200" w:after="80"/>
+        <w:keepLines/>
       </w:pPr>
       <w:r>
         <w:t>Control Buttons</w:t>
@@ -5424,11 +5866,14 @@
         </w:tc>
       </w:tr>
     </w:tbl>
-    <w:p/>
+    <w:p>
+      <w:pPr/>
+    </w:p>
     <w:p>
       <w:pPr>
         <w:pStyle w:val="Heading2"/>
         <w:spacing w:before="200" w:after="80"/>
+        <w:keepLines/>
       </w:pPr>
       <w:r>
         <w:t>DAC / Mux Control</w:t>
@@ -5621,11 +6066,14 @@
         </w:tc>
       </w:tr>
     </w:tbl>
-    <w:p/>
+    <w:p>
+      <w:pPr/>
+    </w:p>
     <w:p>
       <w:pPr>
         <w:pStyle w:val="Heading2"/>
         <w:spacing w:before="200" w:after="80"/>
+        <w:keepLines/>
       </w:pPr>
       <w:r>
         <w:t>Digital Readback Inputs</w:t>
@@ -5884,11 +6332,14 @@
         </w:tc>
       </w:tr>
     </w:tbl>
-    <w:p/>
+    <w:p>
+      <w:pPr/>
+    </w:p>
     <w:p>
       <w:pPr>
         <w:pStyle w:val="Heading1"/>
         <w:spacing w:before="240" w:after="120"/>
+        <w:keepLines/>
       </w:pPr>
       <w:r>
         <w:t>ESP32 Test Firmware Pins Used In Code</w:t>
@@ -6213,11 +6664,15 @@
         </w:tc>
       </w:tr>
     </w:tbl>
-    <w:p/>
+    <w:p>
+      <w:pPr/>
+    </w:p>
     <w:p>
       <w:pPr>
         <w:pStyle w:val="Heading1"/>
         <w:spacing w:before="240" w:after="120"/>
+        <w:keepNext/>
+        <w:keepLines/>
       </w:pPr>
       <w:r>
         <w:t>13. Known Revision Constraints</w:t>
@@ -6226,6 +6681,8 @@
     <w:p>
       <w:pPr>
         <w:pStyle w:val="ListBullet"/>
+        <w:keepLines/>
+        <w:keepNext/>
       </w:pPr>
       <w:r>
         <w:t>The outputs screen still contains temporary DO1 and DO2 auto-pass placeholders.</w:t>
@@ -6234,6 +6691,8 @@
     <w:p>
       <w:pPr>
         <w:pStyle w:val="ListBullet"/>
+        <w:keepLines/>
+        <w:keepNext/>
       </w:pPr>
       <w:r>
         <w:t>The final production-firmware upload workflow is not implemented in the desktop app.</w:t>
@@ -6242,6 +6701,7 @@
     <w:p>
       <w:pPr>
         <w:pStyle w:val="ListBullet"/>
+        <w:keepLines/>
       </w:pPr>
       <w:r>
         <w:t>The exported CSV contains human-readable report rows but not a dedicated raw fault-code column.</w:t>
@@ -6251,6 +6711,8 @@
       <w:pPr>
         <w:pStyle w:val="Heading1"/>
         <w:spacing w:before="240" w:after="120"/>
+        <w:keepNext/>
+        <w:keepLines/>
       </w:pPr>
       <w:r>
         <w:t>14. Documentation Maintenance Rule</w:t>
@@ -6259,6 +6721,7 @@
     <w:p>
       <w:pPr>
         <w:spacing w:before="0" w:after="120" w:line="240" w:lineRule="auto"/>
+        <w:keepLines/>
       </w:pPr>
       <w:r>
         <w:t>If any of the following change, update this file in the same change set:</w:t>
@@ -6809,6 +7272,7 @@
     <w:pPr>
       <w:keepNext/>
       <w:keepLines/>
+      <w:widowControl w:val="0"/>
       <w:spacing w:before="480" w:after="0"/>
       <w:outlineLvl w:val="0"/>
     </w:pPr>
@@ -6833,6 +7297,7 @@
     <w:pPr>
       <w:keepNext/>
       <w:keepLines/>
+      <w:widowControl w:val="0"/>
       <w:spacing w:before="200" w:after="0"/>
       <w:outlineLvl w:val="1"/>
     </w:pPr>
@@ -6857,6 +7322,7 @@
     <w:pPr>
       <w:keepNext/>
       <w:keepLines/>
+      <w:widowControl w:val="0"/>
       <w:spacing w:before="200" w:after="0"/>
       <w:outlineLvl w:val="2"/>
     </w:pPr>
@@ -7096,10 +7562,13 @@
     <w:qFormat/>
     <w:rsid w:val="00FC693F"/>
     <w:pPr>
+      <w:keepNext/>
+      <w:keepLines/>
+      <w:widowControl w:val="0"/>
       <w:pBdr>
         <w:bottom w:val="single" w:sz="8" w:space="4" w:color="4F81BD" w:themeColor="accent1"/>
       </w:pBdr>
-      <w:spacing w:after="300" w:line="240" w:lineRule="auto"/>
+      <w:spacing w:after="0" w:line="240" w:lineRule="auto"/>
       <w:contextualSpacing/>
     </w:pPr>
     <w:rPr>
@@ -7136,9 +7605,13 @@
     <w:qFormat/>
     <w:rsid w:val="00FC693F"/>
     <w:pPr>
+      <w:keepNext/>
+      <w:keepLines/>
+      <w:widowControl w:val="0"/>
       <w:numPr>
         <w:ilvl w:val="1"/>
       </w:numPr>
+      <w:spacing w:after="0"/>
     </w:pPr>
     <w:rPr>
       <w:rFonts w:asciiTheme="majorHAnsi" w:eastAsiaTheme="majorEastAsia" w:hAnsiTheme="majorHAnsi" w:cstheme="majorBidi" w:ascii="Aptos" w:hAnsi="Aptos"/>
@@ -7280,6 +7753,8 @@
     <w:unhideWhenUsed/>
     <w:rsid w:val="00326F90"/>
     <w:pPr>
+      <w:keepLines/>
+      <w:widowControl w:val="0"/>
       <w:numPr>
         <w:numId w:val="1"/>
       </w:numPr>
@@ -7293,6 +7768,8 @@
     <w:unhideWhenUsed/>
     <w:rsid w:val="00326F90"/>
     <w:pPr>
+      <w:keepLines/>
+      <w:widowControl w:val="0"/>
       <w:numPr>
         <w:numId w:val="2"/>
       </w:numPr>
@@ -7319,6 +7796,8 @@
     <w:unhideWhenUsed/>
     <w:rsid w:val="00326F90"/>
     <w:pPr>
+      <w:keepLines/>
+      <w:widowControl w:val="0"/>
       <w:numPr>
         <w:numId w:val="5"/>
       </w:numPr>
@@ -7332,6 +7811,8 @@
     <w:unhideWhenUsed/>
     <w:rsid w:val="0029639D"/>
     <w:pPr>
+      <w:keepLines/>
+      <w:widowControl w:val="0"/>
       <w:numPr>
         <w:numId w:val="6"/>
       </w:numPr>
